--- a/data/exports/kcet-coordination-compounds_revision_notes.docx
+++ b/data/exports/kcet-coordination-compounds_revision_notes.docx
@@ -189,7 +189,7 @@
                 <w:color w:val="2D3748"/>
                 <w:sz w:val="19"/>
               </w:rPr>
-              <w:t>Kcet Coordination Compounds - Core Application</w:t>
+              <w:t>IUPAC Nomenclature &amp; Werner's Coordination Theory</w:t>
             </w:r>
           </w:p>
         </w:tc>
@@ -209,7 +209,7 @@
               <w:rPr>
                 <w:sz w:val="19"/>
               </w:rPr>
-              <w:t>32 PYQs</w:t>
+              <w:t>22 PYQs</w:t>
             </w:r>
           </w:p>
         </w:tc>
@@ -230,7 +230,94 @@
                 <w:color w:val="718096"/>
                 <w:sz w:val="19"/>
               </w:rPr>
-              <w:t>General Concept</w:t>
+              <w:t>Coordination Basics</w:t>
+            </w:r>
+          </w:p>
+        </w:tc>
+      </w:tr>
+      <w:tr>
+        <w:tc>
+          <w:tcPr>
+            <w:tcW w:type="dxa" w:w="2160"/>
+            <w:shd w:fill="FFFFFF"/>
+            <w:tcMar>
+              <w:top w:w="80" w:type="dxa"/>
+              <w:bottom w:w="80" w:type="dxa"/>
+              <w:left w:w="150" w:type="dxa"/>
+              <w:right w:w="150" w:type="dxa"/>
+            </w:tcMar>
+          </w:tcPr>
+          <w:p>
+            <w:r>
+              <w:rPr>
+                <w:b/>
+                <w:color w:val="C53030"/>
+                <w:sz w:val="19"/>
+              </w:rPr>
+              <w:t>Very High</w:t>
+            </w:r>
+          </w:p>
+        </w:tc>
+        <w:tc>
+          <w:tcPr>
+            <w:tcW w:type="dxa" w:w="4320"/>
+            <w:shd w:fill="FFFFFF"/>
+            <w:tcMar>
+              <w:top w:w="80" w:type="dxa"/>
+              <w:bottom w:w="80" w:type="dxa"/>
+              <w:left w:w="150" w:type="dxa"/>
+              <w:right w:w="150" w:type="dxa"/>
+            </w:tcMar>
+          </w:tcPr>
+          <w:p>
+            <w:r>
+              <w:rPr>
+                <w:b/>
+                <w:color w:val="2D3748"/>
+                <w:sz w:val="19"/>
+              </w:rPr>
+              <w:t>Crystal Field Theory (CFT) &amp; Isomerism</w:t>
+            </w:r>
+          </w:p>
+        </w:tc>
+        <w:tc>
+          <w:tcPr>
+            <w:tcW w:type="dxa" w:w="1728"/>
+            <w:shd w:fill="FFFFFF"/>
+            <w:tcMar>
+              <w:top w:w="80" w:type="dxa"/>
+              <w:bottom w:w="80" w:type="dxa"/>
+              <w:left w:w="150" w:type="dxa"/>
+              <w:right w:w="150" w:type="dxa"/>
+            </w:tcMar>
+          </w:tcPr>
+          <w:p>
+            <w:r>
+              <w:rPr>
+                <w:sz w:val="19"/>
+              </w:rPr>
+              <w:t>16 PYQs</w:t>
+            </w:r>
+          </w:p>
+        </w:tc>
+        <w:tc>
+          <w:tcPr>
+            <w:tcW w:type="dxa" w:w="1872"/>
+            <w:shd w:fill="FFFFFF"/>
+            <w:tcMar>
+              <w:top w:w="80" w:type="dxa"/>
+              <w:bottom w:w="80" w:type="dxa"/>
+              <w:left w:w="150" w:type="dxa"/>
+              <w:right w:w="150" w:type="dxa"/>
+            </w:tcMar>
+          </w:tcPr>
+          <w:p>
+            <w:r>
+              <w:rPr>
+                <w:color w:val="718096"/>
+                <w:sz w:val="19"/>
+              </w:rPr>
+              <w:t>CFT &amp; Isomerism</w:t>
             </w:r>
           </w:p>
         </w:tc>
@@ -311,6 +398,98 @@
           </w:p>
         </w:tc>
       </w:tr>
+      <w:tr>
+        <w:tc>
+          <w:tcPr>
+            <w:tcW w:type="dxa" w:w="3600"/>
+            <w:shd w:fill="F7FAFC"/>
+            <w:tcMar>
+              <w:top w:w="100" w:type="dxa"/>
+              <w:bottom w:w="100" w:type="dxa"/>
+              <w:left w:w="150" w:type="dxa"/>
+              <w:right w:w="150" w:type="dxa"/>
+            </w:tcMar>
+          </w:tcPr>
+          <w:p>
+            <w:r>
+              <w:rPr>
+                <w:b/>
+                <w:color w:val="1A365D"/>
+                <w:sz w:val="19"/>
+              </w:rPr>
+              <w:t>IUPAC Nomenclature &amp; Werner's Coordination Theory</w:t>
+            </w:r>
+          </w:p>
+        </w:tc>
+        <w:tc>
+          <w:tcPr>
+            <w:tcW w:type="dxa" w:w="6480"/>
+            <w:shd w:fill="F7FAFC"/>
+            <w:tcMar>
+              <w:top w:w="100" w:type="dxa"/>
+              <w:bottom w:w="100" w:type="dxa"/>
+              <w:left w:w="150" w:type="dxa"/>
+              <w:right w:w="150" w:type="dxa"/>
+            </w:tcMar>
+          </w:tcPr>
+          <w:p>
+            <w:r>
+              <w:rPr>
+                <w:rFonts w:ascii="Cambria Math" w:hAnsi="Cambria Math"/>
+                <w:color w:val="2D3748"/>
+                <w:sz w:val="19"/>
+              </w:rPr>
+              <w:t>\text{Primary valency (ionizable, satisfies charge)}, \quad \text{Secondary valency (non-ionizable, directional, satisfies CN)}</w:t>
+            </w:r>
+          </w:p>
+        </w:tc>
+      </w:tr>
+      <w:tr>
+        <w:tc>
+          <w:tcPr>
+            <w:tcW w:type="dxa" w:w="3600"/>
+            <w:shd w:fill="FFFFFF"/>
+            <w:tcMar>
+              <w:top w:w="100" w:type="dxa"/>
+              <w:bottom w:w="100" w:type="dxa"/>
+              <w:left w:w="150" w:type="dxa"/>
+              <w:right w:w="150" w:type="dxa"/>
+            </w:tcMar>
+          </w:tcPr>
+          <w:p>
+            <w:r>
+              <w:rPr>
+                <w:b/>
+                <w:color w:val="1A365D"/>
+                <w:sz w:val="19"/>
+              </w:rPr>
+              <w:t>Crystal Field Theory (CFT) &amp; Isomerism</w:t>
+            </w:r>
+          </w:p>
+        </w:tc>
+        <w:tc>
+          <w:tcPr>
+            <w:tcW w:type="dxa" w:w="6480"/>
+            <w:shd w:fill="FFFFFF"/>
+            <w:tcMar>
+              <w:top w:w="100" w:type="dxa"/>
+              <w:bottom w:w="100" w:type="dxa"/>
+              <w:left w:w="150" w:type="dxa"/>
+              <w:right w:w="150" w:type="dxa"/>
+            </w:tcMar>
+          </w:tcPr>
+          <w:p>
+            <w:r>
+              <w:rPr>
+                <w:rFonts w:ascii="Cambria Math" w:hAnsi="Cambria Math"/>
+                <w:color w:val="2D3748"/>
+                <w:sz w:val="19"/>
+              </w:rPr>
+              <w:t>\Delta_t = \frac{4}{9}\Delta_o, \quad \text{CFSE}_{\text{oct}} = [-0.4 n(t_{2g}) + 0.6 n(e_g)]\Delta_o + n P, \quad \mu = \sqrt{n(n+2)}\text{ BM}</w:t>
+            </w:r>
+          </w:p>
+        </w:tc>
+      </w:tr>
     </w:tbl>
     <w:p>
       <w:pPr>
@@ -338,7 +517,7 @@
           <w:color w:val="2B6CB0"/>
           <w:sz w:val="24"/>
         </w:rPr>
-        <w:t>3.1 Kcet Coordination Compounds - Core Application (Very High Yield — 32 PYQs)</w:t>
+        <w:t>3.1 IUPAC Nomenclature &amp; Werner's Coordination Theory (Very High Yield — 22 PYQs)</w:t>
       </w:r>
     </w:p>
     <w:p>
@@ -353,7 +532,7 @@
         <w:rPr>
           <w:sz w:val="20"/>
         </w:rPr>
-        <w:t>Key problem pattern in Kcet Coordination Compounds.</w:t>
+        <w:t>Formulation of complexes, Werner's postulates, precipitable silver chloride fractions, and systematic IUPAC naming conventions.</w:t>
       </w:r>
     </w:p>
     <w:tbl>
@@ -391,7 +570,7 @@
                 <w:color w:val="2D3748"/>
                 <w:sz w:val="19"/>
               </w:rPr>
-              <w:t>Watch for algebraic and sign errors.</w:t>
+              <w:t>In [Co(NH_3)_5Cl]Cl_2, adding excess AgNO_3 precipitates ONLY 2 moles of AgCl per mole of complex, because one Cl^- is coordinated.</w:t>
             </w:r>
           </w:p>
         </w:tc>
@@ -432,7 +611,7 @@
                 <w:color w:val="2D3748"/>
                 <w:sz w:val="19"/>
               </w:rPr>
-              <w:t>Verify dimensions and boundary conditions.</w:t>
+              <w:t>Chelating ligands (e.g. en, EDTA) form 5- or 6-membered rings with the central metal ion, imparting exceptional thermodynamic stability (chelate effect).</w:t>
             </w:r>
           </w:p>
         </w:tc>
@@ -515,6 +694,187 @@
           <w:b/>
           <w:sz w:val="18"/>
         </w:rPr>
+        <w:t xml:space="preserve">[2026 Shift] Q#4 (MCQ): </w:t>
+      </w:r>
+      <w:r>
+        <w:rPr>
+          <w:sz w:val="18"/>
+        </w:rPr>
+        <w:t xml:space="preserve">"Which of the following is the most stable complex ion?..."  </w:t>
+      </w:r>
+      <w:r>
+        <w:rPr>
+          <w:b/>
+          <w:color w:val="2B6CB0"/>
+          <w:sz w:val="18"/>
+        </w:rPr>
+        <w:t>[Ans: B]</w:t>
+      </w:r>
+    </w:p>
+    <w:p>
+      <w:pPr>
+        <w:spacing w:after="120"/>
+      </w:pPr>
+    </w:p>
+    <w:p>
+      <w:pPr>
+        <w:pStyle w:val="Heading2"/>
+      </w:pPr>
+      <w:r>
+        <w:rPr>
+          <w:color w:val="2B6CB0"/>
+          <w:sz w:val="24"/>
+        </w:rPr>
+        <w:t>3.2 Crystal Field Theory (CFT) &amp; Isomerism (Very High Yield — 16 PYQs)</w:t>
+      </w:r>
+    </w:p>
+    <w:p>
+      <w:r>
+        <w:rPr>
+          <w:b/>
+          <w:sz w:val="20"/>
+        </w:rPr>
+        <w:t xml:space="preserve">Core Principle: </w:t>
+      </w:r>
+      <w:r>
+        <w:rPr>
+          <w:sz w:val="20"/>
+        </w:rPr>
+        <w:t>d-orbital splitting under octahedral and tetrahedral fields, high-spin vs low-spin complexes, spectrochemical series, and optical/geometrical isomerism.</w:t>
+      </w:r>
+    </w:p>
+    <w:tbl>
+      <w:tblPr>
+        <w:tblW w:type="auto" w:w="0"/>
+        <w:jc w:val="center"/>
+        <w:tblLook w:firstColumn="1" w:firstRow="1" w:lastColumn="0" w:lastRow="0" w:noHBand="0" w:noVBand="1" w:val="04A0"/>
+      </w:tblPr>
+      <w:tblGrid>
+        <w:gridCol w:w="10080"/>
+      </w:tblGrid>
+      <w:tr>
+        <w:tc>
+          <w:tcPr>
+            <w:tcW w:type="dxa" w:w="10080"/>
+            <w:shd w:fill="FFF5F5"/>
+            <w:tcMar>
+              <w:top w:w="100" w:type="dxa"/>
+              <w:bottom w:w="100" w:type="dxa"/>
+              <w:left w:w="150" w:type="dxa"/>
+              <w:right w:w="150" w:type="dxa"/>
+            </w:tcMar>
+          </w:tcPr>
+          <w:p>
+            <w:r>
+              <w:rPr>
+                <w:b/>
+                <w:color w:val="C53030"/>
+                <w:sz w:val="19"/>
+              </w:rPr>
+              <w:t xml:space="preserve">⚠️ Common Trap / JEE Pitfall: </w:t>
+            </w:r>
+            <w:r>
+              <w:rPr>
+                <w:color w:val="2D3748"/>
+                <w:sz w:val="19"/>
+              </w:rPr>
+              <w:t>Tetrahedral complexes NEVER form low-spin complexes because Δ_t = (4 / 9)Δ_o &lt; P (splitting is always less than pairing energy).</w:t>
+            </w:r>
+          </w:p>
+        </w:tc>
+      </w:tr>
+    </w:tbl>
+    <w:tbl>
+      <w:tblPr>
+        <w:tblW w:type="auto" w:w="0"/>
+        <w:jc w:val="center"/>
+        <w:tblLook w:firstColumn="1" w:firstRow="1" w:lastColumn="0" w:lastRow="0" w:noHBand="0" w:noVBand="1" w:val="04A0"/>
+      </w:tblPr>
+      <w:tblGrid>
+        <w:gridCol w:w="10080"/>
+      </w:tblGrid>
+      <w:tr>
+        <w:tc>
+          <w:tcPr>
+            <w:tcW w:type="dxa" w:w="10080"/>
+            <w:shd w:fill="F0FFF4"/>
+            <w:tcMar>
+              <w:top w:w="100" w:type="dxa"/>
+              <w:bottom w:w="100" w:type="dxa"/>
+              <w:left w:w="150" w:type="dxa"/>
+              <w:right w:w="150" w:type="dxa"/>
+            </w:tcMar>
+          </w:tcPr>
+          <w:p>
+            <w:r>
+              <w:rPr>
+                <w:b/>
+                <w:color w:val="276749"/>
+                <w:sz w:val="19"/>
+              </w:rPr>
+              <w:t xml:space="preserve">💡 Speed Hack / Trick: </w:t>
+            </w:r>
+            <w:r>
+              <w:rPr>
+                <w:color w:val="2D3748"/>
+                <w:sz w:val="19"/>
+              </w:rPr>
+              <w:t>cis-[Co(en)_2Cl_2]^+ is optically ACTIVE (non-superimposable mirror image), whereas the trans isomer has a plane of symmetry and is optically INACTIVE.</w:t>
+            </w:r>
+          </w:p>
+        </w:tc>
+      </w:tr>
+    </w:tbl>
+    <w:p>
+      <w:pPr>
+        <w:spacing w:before="120" w:after="40"/>
+      </w:pPr>
+      <w:r>
+        <w:rPr>
+          <w:b/>
+          <w:color w:val="1A365D"/>
+          <w:sz w:val="19"/>
+        </w:rPr>
+        <w:t>Source PYQs testing this concept:</w:t>
+      </w:r>
+    </w:p>
+    <w:p>
+      <w:pPr>
+        <w:pStyle w:val="ListBullet"/>
+        <w:spacing w:after="40"/>
+      </w:pPr>
+      <w:r>
+        <w:rPr>
+          <w:b/>
+          <w:sz w:val="18"/>
+        </w:rPr>
+        <w:t xml:space="preserve">[2026 Shift] Q#1 (MCQ): </w:t>
+      </w:r>
+      <w:r>
+        <w:rPr>
+          <w:sz w:val="18"/>
+        </w:rPr>
+        <w:t xml:space="preserve">"Match List-I with List-II List-I (Complex) List-II (Geometry) (a) [Co(NH_(3))_(6)]^3+ (i) Trigonal bipyramidal (b) $[\text..."  </w:t>
+      </w:r>
+      <w:r>
+        <w:rPr>
+          <w:b/>
+          <w:color w:val="2B6CB0"/>
+          <w:sz w:val="18"/>
+        </w:rPr>
+        <w:t>[Ans: N/A]</w:t>
+      </w:r>
+    </w:p>
+    <w:p>
+      <w:pPr>
+        <w:pStyle w:val="ListBullet"/>
+        <w:spacing w:after="40"/>
+      </w:pPr>
+      <w:r>
+        <w:rPr>
+          <w:b/>
+          <w:sz w:val="18"/>
+        </w:rPr>
         <w:t xml:space="preserve">[2026 Shift] Q#3 (MCQ): </w:t>
       </w:r>
       <w:r>
@@ -530,6 +890,33 @@
           <w:sz w:val="18"/>
         </w:rPr>
         <w:t>[Ans: N/A]</w:t>
+      </w:r>
+    </w:p>
+    <w:p>
+      <w:pPr>
+        <w:pStyle w:val="ListBullet"/>
+        <w:spacing w:after="40"/>
+      </w:pPr>
+      <w:r>
+        <w:rPr>
+          <w:b/>
+          <w:sz w:val="18"/>
+        </w:rPr>
+        <w:t xml:space="preserve">[2026 Shift] Q#4 (MCQ): </w:t>
+      </w:r>
+      <w:r>
+        <w:rPr>
+          <w:sz w:val="18"/>
+        </w:rPr>
+        <w:t xml:space="preserve">"Which of the following is the most stable complex ion?..."  </w:t>
+      </w:r>
+      <w:r>
+        <w:rPr>
+          <w:b/>
+          <w:color w:val="2B6CB0"/>
+          <w:sz w:val="18"/>
+        </w:rPr>
+        <w:t>[Ans: B]</w:t>
       </w:r>
     </w:p>
     <w:p>
@@ -660,6 +1047,127 @@
               <w:t>Solution Analysis:</w:t>
               <w:br/>
               <w:t>For each complex, we identify the coordination number and the usual geometry. [Co(NH_(3))_(6)]^3+ has 6 ligands around cobalt. So its coordination number is 6 , and complexes with coordination number 6 generally have octahedral geometry. (a) → (ii) [NiCl_(4)]^2- has 4 chloride ligands around nickel. Here nickel is in +2 oxidation state, so it is a d^8 ion. Since Cl^- is a weak field ligand, the complex remains tetrahedral. (b) → (iii) [Ni(CN)_(4)]^2- also has nickel in +2 oxidation state, so it is again d^8 . But CN^- is a strong field ligand, so it causes pairing and gives square planar geometry. (c) → (iv) [Fe(CO)_(5)] has 5 ligands around iron. A coordination number of 5 commonly gives trigonal bipyramidal geometry in this case. (d) → (i) So the correct matching is: a-ii,b-iii,c-iv,d-i Correct answer: Option A.</w:t>
+            </w:r>
+          </w:p>
+        </w:tc>
+      </w:tr>
+    </w:tbl>
+    <w:p>
+      <w:pPr>
+        <w:spacing w:after="120"/>
+      </w:pPr>
+    </w:p>
+    <w:p>
+      <w:pPr>
+        <w:spacing w:before="160" w:after="40"/>
+      </w:pPr>
+      <w:r>
+        <w:rPr>
+          <w:b/>
+          <w:color w:val="1A365D"/>
+          <w:sz w:val="22"/>
+        </w:rPr>
+        <w:t>Benchmark Problem 2: KCET 2026 (Q#3)</w:t>
+      </w:r>
+    </w:p>
+    <w:p>
+      <w:pPr>
+        <w:spacing w:after="80"/>
+      </w:pPr>
+      <w:r>
+        <w:rPr>
+          <w:sz w:val="20"/>
+        </w:rPr>
+        <w:t>How many ions per molecule are produced from the complex [Co(NH_(3))_(6)]Cl_(2) in solution?</w:t>
+      </w:r>
+    </w:p>
+    <w:p>
+      <w:pPr>
+        <w:pStyle w:val="ListBullet"/>
+        <w:spacing w:after="20"/>
+      </w:pPr>
+      <w:r>
+        <w:rPr>
+          <w:sz w:val="19"/>
+        </w:rPr>
+        <w:t>(A) 6</w:t>
+      </w:r>
+    </w:p>
+    <w:p>
+      <w:pPr>
+        <w:pStyle w:val="ListBullet"/>
+        <w:spacing w:after="20"/>
+      </w:pPr>
+      <w:r>
+        <w:rPr>
+          <w:sz w:val="19"/>
+        </w:rPr>
+        <w:t>(B) 4</w:t>
+      </w:r>
+    </w:p>
+    <w:p>
+      <w:pPr>
+        <w:pStyle w:val="ListBullet"/>
+        <w:spacing w:after="20"/>
+      </w:pPr>
+      <w:r>
+        <w:rPr>
+          <w:sz w:val="19"/>
+        </w:rPr>
+        <w:t>(C) 3</w:t>
+      </w:r>
+    </w:p>
+    <w:p>
+      <w:pPr>
+        <w:pStyle w:val="ListBullet"/>
+        <w:spacing w:after="20"/>
+      </w:pPr>
+      <w:r>
+        <w:rPr>
+          <w:sz w:val="19"/>
+        </w:rPr>
+        <w:t>(D) 2</w:t>
+      </w:r>
+    </w:p>
+    <w:tbl>
+      <w:tblPr>
+        <w:tblW w:type="auto" w:w="0"/>
+        <w:jc w:val="center"/>
+        <w:tblLook w:firstColumn="1" w:firstRow="1" w:lastColumn="0" w:lastRow="0" w:noHBand="0" w:noVBand="1" w:val="04A0"/>
+      </w:tblPr>
+      <w:tblGrid>
+        <w:gridCol w:w="10080"/>
+      </w:tblGrid>
+      <w:tr>
+        <w:tc>
+          <w:tcPr>
+            <w:tcW w:type="dxa" w:w="10080"/>
+            <w:shd w:fill="F7FAFC"/>
+            <w:tcMar>
+              <w:top w:w="100" w:type="dxa"/>
+              <w:bottom w:w="100" w:type="dxa"/>
+              <w:left w:w="150" w:type="dxa"/>
+              <w:right w:w="150" w:type="dxa"/>
+            </w:tcMar>
+          </w:tcPr>
+          <w:p>
+            <w:r>
+              <w:rPr>
+                <w:b/>
+                <w:color w:val="1A365D"/>
+                <w:sz w:val="19"/>
+              </w:rPr>
+              <w:t>Correct Answer: None</w:t>
+              <w:br/>
+            </w:r>
+            <w:r>
+              <w:rPr>
+                <w:color w:val="2D3748"/>
+                <w:sz w:val="18"/>
+              </w:rPr>
+              <w:t>Solution Analysis:</w:t>
+              <w:br/>
+              <w:t>In [Co(NH_(3))_(6)]Cl_(2) , the two chloride ions are outside the coordination sphere. So in water, it dissociates as: [Co(NH_(3))_(6)]Cl_(2) → [Co(NH_(3))_(6)]^2++2Cl^- The complex ion [Co(NH_(3))_(6)]^2+ remains as one ion, and the two chloride ions are separate. So total ions produced: 1+2=3 Hence, the correct option is: Option C3</w:t>
             </w:r>
           </w:p>
         </w:tc>

--- a/data/exports/kcet-coordination-compounds_revision_notes.docx
+++ b/data/exports/kcet-coordination-compounds_revision_notes.docx
@@ -13,7 +13,7 @@
           <w:color w:val="1A365D"/>
           <w:sz w:val="44"/>
         </w:rPr>
-        <w:t>JEE MAIN REVISION MASTER: COORDINATION COMPOUNDS 2026 4 QUESTIONS 6.67% WEIGHTAGE</w:t>
+        <w:t>JEE MAIN REVISION MASTER: COORDINATION COMPOUNDS</w:t>
       </w:r>
     </w:p>
     <w:p>
@@ -209,7 +209,7 @@
               <w:rPr>
                 <w:sz w:val="19"/>
               </w:rPr>
-              <w:t>22 PYQs</w:t>
+              <w:t>25 PYQs</w:t>
             </w:r>
           </w:p>
         </w:tc>
@@ -251,10 +251,10 @@
             <w:r>
               <w:rPr>
                 <w:b/>
-                <w:color w:val="C53030"/>
+                <w:color w:val="2B6CB0"/>
                 <w:sz w:val="19"/>
               </w:rPr>
-              <w:t>Very High</w:t>
+              <w:t>High</w:t>
             </w:r>
           </w:p>
         </w:tc>
@@ -296,7 +296,7 @@
               <w:rPr>
                 <w:sz w:val="19"/>
               </w:rPr>
-              <w:t>16 PYQs</w:t>
+              <w:t>10 PYQs</w:t>
             </w:r>
           </w:p>
         </w:tc>
@@ -517,7 +517,7 @@
           <w:color w:val="2B6CB0"/>
           <w:sz w:val="24"/>
         </w:rPr>
-        <w:t>3.1 IUPAC Nomenclature &amp; Werner's Coordination Theory (Very High Yield — 22 PYQs)</w:t>
+        <w:t>3.1 IUPAC Nomenclature &amp; Werner's Coordination Theory (Very High Yield — 25 PYQs)</w:t>
       </w:r>
     </w:p>
     <w:p>
@@ -640,40 +640,13 @@
           <w:b/>
           <w:sz w:val="18"/>
         </w:rPr>
-        <w:t xml:space="preserve">[2026 Shift] Q#1 (MCQ): </w:t>
+        <w:t xml:space="preserve">[2026 Shift] Q#3 (MCQ): </w:t>
       </w:r>
       <w:r>
         <w:rPr>
           <w:sz w:val="18"/>
         </w:rPr>
-        <w:t xml:space="preserve">"Match List-I with List-II List-I (Complex) List-II (Geometry) (a) [Co(NH_(3))_(6)]^3+ (i) Trigonal bipyramidal (b) $[\text..."  </w:t>
-      </w:r>
-      <w:r>
-        <w:rPr>
-          <w:b/>
-          <w:color w:val="2B6CB0"/>
-          <w:sz w:val="18"/>
-        </w:rPr>
-        <w:t>[Ans: N/A]</w:t>
-      </w:r>
-    </w:p>
-    <w:p>
-      <w:pPr>
-        <w:pStyle w:val="ListBullet"/>
-        <w:spacing w:after="40"/>
-      </w:pPr>
-      <w:r>
-        <w:rPr>
-          <w:b/>
-          <w:sz w:val="18"/>
-        </w:rPr>
-        <w:t xml:space="preserve">[2026 Shift] Q#2 (MCQ): </w:t>
-      </w:r>
-      <w:r>
-        <w:rPr>
-          <w:sz w:val="18"/>
-        </w:rPr>
-        <w:t xml:space="preserve">"Given below are two statements: Statement-I: The M-C σ bond is formed by the donation of lone pair of electrons on th..."  </w:t>
+        <w:t xml:space="preserve">"How many ions per molecule are produced from the complex [Co(NH_(3))_(6)]Cl_(2) in solution?..."  </w:t>
       </w:r>
       <w:r>
         <w:rPr>
@@ -713,6 +686,33 @@
     </w:p>
     <w:p>
       <w:pPr>
+        <w:pStyle w:val="ListBullet"/>
+        <w:spacing w:after="40"/>
+      </w:pPr>
+      <w:r>
+        <w:rPr>
+          <w:b/>
+          <w:sz w:val="18"/>
+        </w:rPr>
+        <w:t xml:space="preserve">[2025 Shift] Q#1 (MCQ): </w:t>
+      </w:r>
+      <w:r>
+        <w:rPr>
+          <w:sz w:val="18"/>
+        </w:rPr>
+        <w:t xml:space="preserve">"A ligand which has two different donor atoms and either of the two ligates with the central metal atom/ion in the complex is called ________..."  </w:t>
+      </w:r>
+      <w:r>
+        <w:rPr>
+          <w:b/>
+          <w:color w:val="2B6CB0"/>
+          <w:sz w:val="18"/>
+        </w:rPr>
+        <w:t>[Ans: D]</w:t>
+      </w:r>
+    </w:p>
+    <w:p>
+      <w:pPr>
         <w:spacing w:after="120"/>
       </w:pPr>
     </w:p>
@@ -725,7 +725,7 @@
           <w:color w:val="2B6CB0"/>
           <w:sz w:val="24"/>
         </w:rPr>
-        <w:t>3.2 Crystal Field Theory (CFT) &amp; Isomerism (Very High Yield — 16 PYQs)</w:t>
+        <w:t>3.2 Crystal Field Theory (CFT) &amp; Isomerism (High Yield — 10 PYQs)</w:t>
       </w:r>
     </w:p>
     <w:p>
@@ -875,13 +875,13 @@
           <w:b/>
           <w:sz w:val="18"/>
         </w:rPr>
-        <w:t xml:space="preserve">[2026 Shift] Q#3 (MCQ): </w:t>
+        <w:t xml:space="preserve">[2026 Shift] Q#2 (MCQ): </w:t>
       </w:r>
       <w:r>
         <w:rPr>
           <w:sz w:val="18"/>
         </w:rPr>
-        <w:t xml:space="preserve">"How many ions per molecule are produced from the complex [Co(NH_(3))_(6)]Cl_(2) in solution?..."  </w:t>
+        <w:t xml:space="preserve">"Given below are two statements: Statement-I: The M-C σ bond is formed by the donation of lone pair of electrons on th..."  </w:t>
       </w:r>
       <w:r>
         <w:rPr>

--- a/data/exports/kcet-coordination-compounds_revision_notes.docx
+++ b/data/exports/kcet-coordination-compounds_revision_notes.docx
@@ -189,7 +189,7 @@
                 <w:color w:val="2D3748"/>
                 <w:sz w:val="19"/>
               </w:rPr>
-              <w:t>IUPAC Nomenclature &amp; Werner's Coordination Theory</w:t>
+              <w:t>Werner's Theory, IUPAC Nomenclature &amp; Isomerism</w:t>
             </w:r>
           </w:p>
         </w:tc>
@@ -209,7 +209,7 @@
               <w:rPr>
                 <w:sz w:val="19"/>
               </w:rPr>
-              <w:t>25 PYQs</w:t>
+              <w:t>19 PYQs</w:t>
             </w:r>
           </w:p>
         </w:tc>
@@ -230,7 +230,7 @@
                 <w:color w:val="718096"/>
                 <w:sz w:val="19"/>
               </w:rPr>
-              <w:t>Coordination Basics</w:t>
+              <w:t>Coordination Principles</w:t>
             </w:r>
           </w:p>
         </w:tc>
@@ -276,7 +276,7 @@
                 <w:color w:val="2D3748"/>
                 <w:sz w:val="19"/>
               </w:rPr>
-              <w:t>Crystal Field Theory (CFT) &amp; Isomerism</w:t>
+              <w:t>Valence Bond Theory (VBT) &amp; Crystal Field Theory (CFT)</w:t>
             </w:r>
           </w:p>
         </w:tc>
@@ -296,7 +296,7 @@
               <w:rPr>
                 <w:sz w:val="19"/>
               </w:rPr>
-              <w:t>10 PYQs</w:t>
+              <w:t>14 PYQs</w:t>
             </w:r>
           </w:p>
         </w:tc>
@@ -317,7 +317,7 @@
                 <w:color w:val="718096"/>
                 <w:sz w:val="19"/>
               </w:rPr>
-              <w:t>CFT &amp; Isomerism</w:t>
+              <w:t>Bonding in Complexes</w:t>
             </w:r>
           </w:p>
         </w:tc>
@@ -417,7 +417,7 @@
                 <w:color w:val="1A365D"/>
                 <w:sz w:val="19"/>
               </w:rPr>
-              <w:t>IUPAC Nomenclature &amp; Werner's Coordination Theory</w:t>
+              <w:t>Werner's Theory, IUPAC Nomenclature &amp; Isomerism</w:t>
             </w:r>
           </w:p>
         </w:tc>
@@ -439,7 +439,7 @@
                 <w:color w:val="2D3748"/>
                 <w:sz w:val="19"/>
               </w:rPr>
-              <w:t>\text{Primary valency (ionizable, satisfies charge)}, \quad \text{Secondary valency (non-ionizable, directional, satisfies CN)}</w:t>
+              <w:t>[\text{Co(NH}_3)_5\text{Cl}]\text{Cl}_2 + 2\text{AgNO}_3 \to 2\text{AgCl}\downarrow \quad (\text{Only outer sphere ions precipitate})</w:t>
             </w:r>
           </w:p>
         </w:tc>
@@ -463,7 +463,7 @@
                 <w:color w:val="1A365D"/>
                 <w:sz w:val="19"/>
               </w:rPr>
-              <w:t>Crystal Field Theory (CFT) &amp; Isomerism</w:t>
+              <w:t>Valence Bond Theory (VBT) &amp; Crystal Field Theory (CFT)</w:t>
             </w:r>
           </w:p>
         </w:tc>
@@ -485,7 +485,7 @@
                 <w:color w:val="2D3748"/>
                 <w:sz w:val="19"/>
               </w:rPr>
-              <w:t>\Delta_t = \frac{4}{9}\Delta_o, \quad \text{CFSE}_{\text{oct}} = [-0.4 n(t_{2g}) + 0.6 n(e_g)]\Delta_o + n P, \quad \mu = \sqrt{n(n+2)}\text{ BM}</w:t>
+              <w:t>\\Delta_t = \frac{4}{9}\\Delta_o, \quad \text{Strong Field: } \\Delta_o &gt; P \implies \text{Low Spin}, \quad \text{Weak Field: } \\Delta_o &lt; P \implies \text{High Spin}</w:t>
             </w:r>
           </w:p>
         </w:tc>
@@ -517,7 +517,7 @@
           <w:color w:val="2B6CB0"/>
           <w:sz w:val="24"/>
         </w:rPr>
-        <w:t>3.1 IUPAC Nomenclature &amp; Werner's Coordination Theory (Very High Yield — 25 PYQs)</w:t>
+        <w:t>3.1 Werner's Theory, IUPAC Nomenclature &amp; Isomerism (Very High Yield — 19 PYQs)</w:t>
       </w:r>
     </w:p>
     <w:p>
@@ -532,7 +532,7 @@
         <w:rPr>
           <w:sz w:val="20"/>
         </w:rPr>
-        <w:t>Formulation of complexes, Werner's postulates, precipitable silver chloride fractions, and systematic IUPAC naming conventions.</w:t>
+        <w:t>Werner's theory: Primary valency is ionizable (equals oxidation state, satisfied by negative ions); Secondary valency is non-ionizable (equals coordination number, satisfied by neutral molecules/anions, directional in space). Isomerism: Linkage (ambidentate ligands like NO_2^- / ONO^-), Ionization (exchange between inside/outside coordination sphere), Geometrical (cis/trans in square planar [Pt(NH_3)_2Cl_2]), Optical (seen in octahedral complexes with bidentate ligands like [Co(en)_3]^3+).</w:t>
       </w:r>
     </w:p>
     <w:tbl>
@@ -570,7 +570,7 @@
                 <w:color w:val="2D3748"/>
                 <w:sz w:val="19"/>
               </w:rPr>
-              <w:t>In [Co(NH_3)_5Cl]Cl_2, adding excess AgNO_3 precipitates ONLY 2 moles of AgCl per mole of complex, because one Cl^- is coordinated.</w:t>
+              <w:t>Square planar complexes of type MA_4, MA_3B, MA_2B_2 NEVER exhibit optical isomerism because they always possess a plane of symmetry!</w:t>
             </w:r>
           </w:p>
         </w:tc>
@@ -611,7 +611,7 @@
                 <w:color w:val="2D3748"/>
                 <w:sz w:val="19"/>
               </w:rPr>
-              <w:t>Chelating ligands (e.g. en, EDTA) form 5- or 6-membered rings with the central metal ion, imparting exceptional thermodynamic stability (chelate effect).</w:t>
+              <w:t>The number of moles of AgCl precipitate formed with excess AgNO_3 indicates directly the number of ionizable chloride ions outside the square brackets.</w:t>
             </w:r>
           </w:p>
         </w:tc>
@@ -667,33 +667,6 @@
           <w:b/>
           <w:sz w:val="18"/>
         </w:rPr>
-        <w:t xml:space="preserve">[2026 Shift] Q#4 (MCQ): </w:t>
-      </w:r>
-      <w:r>
-        <w:rPr>
-          <w:sz w:val="18"/>
-        </w:rPr>
-        <w:t xml:space="preserve">"Which of the following is the most stable complex ion?..."  </w:t>
-      </w:r>
-      <w:r>
-        <w:rPr>
-          <w:b/>
-          <w:color w:val="2B6CB0"/>
-          <w:sz w:val="18"/>
-        </w:rPr>
-        <w:t>[Ans: B]</w:t>
-      </w:r>
-    </w:p>
-    <w:p>
-      <w:pPr>
-        <w:pStyle w:val="ListBullet"/>
-        <w:spacing w:after="40"/>
-      </w:pPr>
-      <w:r>
-        <w:rPr>
-          <w:b/>
-          <w:sz w:val="18"/>
-        </w:rPr>
         <w:t xml:space="preserve">[2025 Shift] Q#1 (MCQ): </w:t>
       </w:r>
       <w:r>
@@ -713,6 +686,33 @@
     </w:p>
     <w:p>
       <w:pPr>
+        <w:pStyle w:val="ListBullet"/>
+        <w:spacing w:after="40"/>
+      </w:pPr>
+      <w:r>
+        <w:rPr>
+          <w:b/>
+          <w:sz w:val="18"/>
+        </w:rPr>
+        <w:t xml:space="preserve">[2025 Shift] Q#4 (MCQ): </w:t>
+      </w:r>
+      <w:r>
+        <w:rPr>
+          <w:sz w:val="18"/>
+        </w:rPr>
+        <w:t xml:space="preserve">"In the complex ion[Fe(C_(2)O_(4))_(3)]^3-, the co-ordination number ofFeis..."  </w:t>
+      </w:r>
+      <w:r>
+        <w:rPr>
+          <w:b/>
+          <w:color w:val="2B6CB0"/>
+          <w:sz w:val="18"/>
+        </w:rPr>
+        <w:t>[Ans: N/A]</w:t>
+      </w:r>
+    </w:p>
+    <w:p>
+      <w:pPr>
         <w:spacing w:after="120"/>
       </w:pPr>
     </w:p>
@@ -725,7 +725,7 @@
           <w:color w:val="2B6CB0"/>
           <w:sz w:val="24"/>
         </w:rPr>
-        <w:t>3.2 Crystal Field Theory (CFT) &amp; Isomerism (High Yield — 10 PYQs)</w:t>
+        <w:t>3.2 Valence Bond Theory (VBT) &amp; Crystal Field Theory (CFT) (High Yield — 14 PYQs)</w:t>
       </w:r>
     </w:p>
     <w:p>
@@ -740,7 +740,7 @@
         <w:rPr>
           <w:sz w:val="20"/>
         </w:rPr>
-        <w:t>d-orbital splitting under octahedral and tetrahedral fields, high-spin vs low-spin complexes, spectrochemical series, and optical/geometrical isomerism.</w:t>
+        <w:t>CFT: In an octahedral field, d-orbitals split into lower t_(2g) (d_(xy), d_(yz), d_(zx)) and higher e_g (d_(x^2-y^2), d_(z^2)) by Δ_o. Tetrahedral splitting Δ_t = (4 / 9)Δ_o (always weak field, no pairing). Spectrochemical series: I^- &lt; Br^- &lt; Cl^- &lt; F^- &lt; OH^- &lt; H_2O &lt; NH_3 &lt; en &lt; CN^- &lt; CO. Strong field ligands (CN^-, CO) cause pairing (Δ_o &gt; P \implies low spin, inner orbital d^2sp^3). Weak field ligands (H_2O, F^-) do not pair (Δ_o &lt; P \implies high spin, outer orbital sp^3d^2).</w:t>
       </w:r>
     </w:p>
     <w:tbl>
@@ -778,7 +778,7 @@
                 <w:color w:val="2D3748"/>
                 <w:sz w:val="19"/>
               </w:rPr>
-              <w:t>Tetrahedral complexes NEVER form low-spin complexes because Δ_t = (4 / 9)Δ_o &lt; P (splitting is always less than pairing energy).</w:t>
+              <w:t>Tetrahedral complexes NEVER form low-spin complexes because crystal field splitting Δ_t = (4 / 9)Δ_o is never large enough to overcome pairing energy.</w:t>
             </w:r>
           </w:p>
         </w:tc>
@@ -819,7 +819,7 @@
                 <w:color w:val="2D3748"/>
                 <w:sz w:val="19"/>
               </w:rPr>
-              <w:t>cis-[Co(en)_2Cl_2]^+ is optically ACTIVE (non-superimposable mirror image), whereas the trans isomer has a plane of symmetry and is optically INACTIVE.</w:t>
+              <w:t>[Ni(CO)_4]: CO is a strong field ligand, pairs all electrons into 3d^10 \implies sp^3 tetrahedral and DIAMAGNETIC. [Ni(CN)_4]^2- is dsp^2 square planar and DIAMAGNETIC.</w:t>
             </w:r>
           </w:p>
         </w:tc>
